--- a/data/word_templates/script 15.docx
+++ b/data/word_templates/script 15.docx
@@ -80,6 +80,41 @@
     </w:p>
     <w:p>
       <w:r>
+        <w:t>Contact our Legal Resolution Officer at:</w:t>
+      </w:r>
+    </w:p>
+    <w:p>
+      <w:r>
+        <w:rPr>
+          <w:rFonts w:ascii="Segoe UI Emoji" w:hAnsi="Segoe UI Emoji" w:cs="Segoe UI Emoji"/>
+        </w:rPr>
+        <w:t>📧</w:t>
+      </w:r>
+      <w:r>
+        <w:rPr>
+          <w:b/>
+          <w:bCs/>
+        </w:rPr>
+        <w:t xml:space="preserve"> </w:t>
+      </w:r>
+      <w:r>
+        <w:t xml:space="preserve"> </w:t>
+      </w:r>
+      <w:hyperlink r:id="rId5" w:history="1">
+        <w:r>
+          <w:rPr>
+            <w:rStyle w:val="Hyperlink"/>
+            <w:b/>
+            <w:bCs/>
+            <w:sz w:val="28"/>
+            <w:szCs w:val="28"/>
+          </w:rPr>
+          <w:t>ashleycolledebtcollector@gmail.com</w:t>
+        </w:r>
+      </w:hyperlink>
+    </w:p>
+    <w:p>
+      <w:r>
         <w:t xml:space="preserve">Due to non-response, this matter has now escalated to the </w:t>
       </w:r>
       <w:r>
@@ -355,6 +390,7 @@
           <w:b/>
           <w:bCs/>
         </w:rPr>
+        <w:lastRenderedPageBreak/>
         <w:t>Installment Payment Agreement:</w:t>
       </w:r>
       <w:r>
@@ -442,7 +478,6 @@
     </w:p>
     <w:p>
       <w:r>
-        <w:lastRenderedPageBreak/>
         <w:t xml:space="preserve">Failure to respond to this final notice will be interpreted as a </w:t>
       </w:r>
       <w:r>
@@ -537,7 +572,7 @@
       <w:r>
         <w:t xml:space="preserve"> </w:t>
       </w:r>
-      <w:hyperlink r:id="rId5" w:history="1">
+      <w:hyperlink r:id="rId6" w:history="1">
         <w:r>
           <w:rPr>
             <w:rStyle w:val="Hyperlink"/>
